--- a/Atividade 01 - Harmonias Cromáticas Alunos.docx
+++ b/Atividade 01 - Harmonias Cromáticas Alunos.docx
@@ -13,8 +13,6 @@
           <w:szCs w:val="28"/>
         </w:rPr>
       </w:pPr>
-      <w:bookmarkStart w:id="0" w:name="_GoBack"/>
-      <w:bookmarkEnd w:id="0"/>
       <w:r>
         <w:rPr>
           <w:b/>
@@ -1262,6 +1260,55 @@
     </w:p>
     <w:p>
       <w:pPr>
+        <w:spacing w:line="360" w:lineRule="auto"/>
+        <w:rPr>
+          <w:sz w:val="24"/>
+          <w:szCs w:val="24"/>
+        </w:rPr>
+      </w:pPr>
+    </w:p>
+    <w:p>
+      <w:pPr>
+        <w:spacing w:line="360" w:lineRule="auto"/>
+        <w:rPr>
+          <w:sz w:val="24"/>
+          <w:szCs w:val="24"/>
+        </w:rPr>
+      </w:pPr>
+      <w:r>
+        <w:rPr>
+          <w:sz w:val="24"/>
+          <w:szCs w:val="24"/>
+        </w:rPr>
+        <w:lastRenderedPageBreak/>
+        <w:pict w14:anchorId="4A68EE45">
+          <v:shapetype id="_x0000_t75" coordsize="21600,21600" o:spt="75" o:preferrelative="t" path="m@4@5l@4@11@9@11@9@5xe" filled="f" stroked="f">
+            <v:stroke joinstyle="miter"/>
+            <v:formulas>
+              <v:f eqn="if lineDrawn pixelLineWidth 0"/>
+              <v:f eqn="sum @0 1 0"/>
+              <v:f eqn="sum 0 0 @1"/>
+              <v:f eqn="prod @2 1 2"/>
+              <v:f eqn="prod @3 21600 pixelWidth"/>
+              <v:f eqn="prod @3 21600 pixelHeight"/>
+              <v:f eqn="sum @0 0 1"/>
+              <v:f eqn="prod @6 1 2"/>
+              <v:f eqn="prod @7 21600 pixelWidth"/>
+              <v:f eqn="sum @8 21600 0"/>
+              <v:f eqn="prod @7 21600 pixelHeight"/>
+              <v:f eqn="sum @10 21600 0"/>
+            </v:formulas>
+            <v:path o:extrusionok="f" gradientshapeok="t" o:connecttype="rect"/>
+            <o:lock v:ext="edit" aspectratio="t"/>
+          </v:shapetype>
+          <v:shape id="_x0000_i1039" type="#_x0000_t75" style="width:193.5pt;height:193.5pt">
+            <v:imagedata r:id="rId7" o:title="unnamed"/>
+          </v:shape>
+        </w:pict>
+      </w:r>
+    </w:p>
+    <w:p>
+      <w:pPr>
         <w:numPr>
           <w:ilvl w:val="1"/>
           <w:numId w:val="2"/>
@@ -1272,6 +1319,13 @@
           <w:szCs w:val="24"/>
         </w:rPr>
       </w:pPr>
+      <w:r>
+        <w:rPr>
+          <w:sz w:val="24"/>
+          <w:szCs w:val="24"/>
+        </w:rPr>
+        <w:t>Identificação das cores primárias, secundárias e terciárias (0,5)</w:t>
+      </w:r>
     </w:p>
     <w:p>
       <w:pPr>
@@ -1290,8 +1344,65 @@
           <w:sz w:val="24"/>
           <w:szCs w:val="24"/>
         </w:rPr>
-        <w:lastRenderedPageBreak/>
-        <w:t>Identificação das cores primárias, secundárias e terciárias (0,5)</w:t>
+        <w:t xml:space="preserve">As primarias são compostas por </w:t>
+      </w:r>
+      <w:r>
+        <w:rPr>
+          <w:rFonts w:ascii="Arial" w:hAnsi="Arial" w:cs="Arial"/>
+          <w:color w:val="0A0A0A"/>
+          <w:shd w:val="clear" w:color="auto" w:fill="FFFFFF"/>
+        </w:rPr>
+        <w:t> Vermelho, Amarelo, Azul.</w:t>
+      </w:r>
+    </w:p>
+    <w:p>
+      <w:pPr>
+        <w:numPr>
+          <w:ilvl w:val="1"/>
+          <w:numId w:val="2"/>
+        </w:numPr>
+        <w:spacing w:line="360" w:lineRule="auto"/>
+        <w:rPr>
+          <w:sz w:val="24"/>
+          <w:szCs w:val="24"/>
+        </w:rPr>
+      </w:pPr>
+      <w:r>
+        <w:rPr>
+          <w:rFonts w:ascii="Arial" w:hAnsi="Arial" w:cs="Arial"/>
+          <w:color w:val="0A0A0A"/>
+          <w:shd w:val="clear" w:color="auto" w:fill="FFFFFF"/>
+        </w:rPr>
+        <w:t xml:space="preserve">As secundarias são compostas por Laranja, Verde, Violeta </w:t>
+      </w:r>
+    </w:p>
+    <w:p>
+      <w:pPr>
+        <w:numPr>
+          <w:ilvl w:val="1"/>
+          <w:numId w:val="2"/>
+        </w:numPr>
+        <w:spacing w:line="360" w:lineRule="auto"/>
+        <w:rPr>
+          <w:sz w:val="24"/>
+          <w:szCs w:val="24"/>
+        </w:rPr>
+      </w:pPr>
+      <w:r>
+        <w:rPr>
+          <w:rFonts w:ascii="Arial" w:hAnsi="Arial" w:cs="Arial"/>
+          <w:color w:val="0A0A0A"/>
+          <w:shd w:val="clear" w:color="auto" w:fill="FFFFFF"/>
+        </w:rPr>
+        <w:t xml:space="preserve">E as terciarias são compostas por </w:t>
+      </w:r>
+      <w:r>
+        <w:rPr>
+          <w:rFonts w:ascii="Arial" w:hAnsi="Arial" w:cs="Arial"/>
+          <w:color w:val="0A0A0A"/>
+          <w:shd w:val="clear" w:color="auto" w:fill="FFFFFF"/>
+        </w:rPr>
+        <w:t>Vermelho-alaranjado, Amarelo-alaranjado, Amarelo-esverdeado, Azul-esverdeado, Azul-arroxeado, Vermelho-arroxeado</w:t>
       </w:r>
     </w:p>
     <w:p>
@@ -1336,6 +1447,17 @@
     </w:p>
     <w:p>
       <w:pPr>
+        <w:spacing w:line="360" w:lineRule="auto"/>
+        <w:rPr>
+          <w:sz w:val="24"/>
+          <w:szCs w:val="24"/>
+        </w:rPr>
+      </w:pPr>
+      <w:bookmarkStart w:id="0" w:name="_GoBack"/>
+      <w:bookmarkEnd w:id="0"/>
+    </w:p>
+    <w:p>
+      <w:pPr>
         <w:numPr>
           <w:ilvl w:val="1"/>
           <w:numId w:val="2"/>
@@ -1356,6 +1478,26 @@
     </w:p>
     <w:p>
       <w:pPr>
+        <w:spacing w:line="360" w:lineRule="auto"/>
+        <w:rPr>
+          <w:sz w:val="24"/>
+          <w:szCs w:val="24"/>
+        </w:rPr>
+      </w:pPr>
+      <w:r>
+        <w:rPr>
+          <w:sz w:val="24"/>
+          <w:szCs w:val="24"/>
+        </w:rPr>
+        <w:pict w14:anchorId="71B01026">
+          <v:shape id="_x0000_i1043" type="#_x0000_t75" style="width:226.5pt;height:125.25pt">
+            <v:imagedata r:id="rId8" o:title="download"/>
+          </v:shape>
+        </w:pict>
+      </w:r>
+    </w:p>
+    <w:p>
+      <w:pPr>
         <w:numPr>
           <w:ilvl w:val="1"/>
           <w:numId w:val="2"/>
@@ -1382,11 +1524,30 @@
           <w:szCs w:val="24"/>
         </w:rPr>
       </w:pPr>
-      <w:r>
-        <w:rPr>
-          <w:sz w:val="24"/>
-          <w:szCs w:val="24"/>
-        </w:rPr>
+    </w:p>
+    <w:p>
+      <w:pPr>
+        <w:spacing w:line="360" w:lineRule="auto"/>
+        <w:rPr>
+          <w:sz w:val="24"/>
+          <w:szCs w:val="24"/>
+        </w:rPr>
+      </w:pPr>
+    </w:p>
+    <w:p>
+      <w:pPr>
+        <w:spacing w:line="360" w:lineRule="auto"/>
+        <w:rPr>
+          <w:sz w:val="24"/>
+          <w:szCs w:val="24"/>
+        </w:rPr>
+      </w:pPr>
+      <w:r>
+        <w:rPr>
+          <w:sz w:val="24"/>
+          <w:szCs w:val="24"/>
+        </w:rPr>
+        <w:lastRenderedPageBreak/>
         <w:pict w14:anchorId="7B6004A6">
           <v:rect id="_x0000_i1027" style="width:0;height:1.5pt" o:hralign="center" o:hrstd="t" o:hr="t" fillcolor="#a0a0a0" stroked="f"/>
         </w:pict>
@@ -1440,6 +1601,15 @@
     </w:p>
     <w:p>
       <w:pPr>
+        <w:spacing w:line="360" w:lineRule="auto"/>
+        <w:rPr>
+          <w:sz w:val="24"/>
+          <w:szCs w:val="24"/>
+        </w:rPr>
+      </w:pPr>
+    </w:p>
+    <w:p>
+      <w:pPr>
         <w:numPr>
           <w:ilvl w:val="0"/>
           <w:numId w:val="3"/>
@@ -1460,6 +1630,53 @@
     </w:p>
     <w:p>
       <w:pPr>
+        <w:rPr>
+          <w:rFonts w:ascii="Arial" w:eastAsia="Times New Roman" w:hAnsi="Arial" w:cs="Arial"/>
+          <w:color w:val="0A0A0A"/>
+          <w:kern w:val="0"/>
+          <w:sz w:val="24"/>
+          <w:szCs w:val="24"/>
+          <w:shd w:val="clear" w:color="auto" w:fill="FFFFFF"/>
+          <w:lang w:eastAsia="pt-BR"/>
+          <w14:ligatures w14:val="none"/>
+        </w:rPr>
+      </w:pPr>
+      <w:r>
+        <w:rPr>
+          <w:sz w:val="24"/>
+          <w:szCs w:val="24"/>
+        </w:rPr>
+        <w:t>Utiliza verde, vermellho, azul, e amarelo, o que passa acessibilidade simplicidade e inovacao.</w:t>
+      </w:r>
+    </w:p>
+    <w:p>
+      <w:pPr>
+        <w:spacing w:after="0" w:line="240" w:lineRule="auto"/>
+        <w:rPr>
+          <w:rFonts w:ascii="Times New Roman" w:eastAsia="Times New Roman" w:hAnsi="Times New Roman" w:cs="Times New Roman"/>
+          <w:kern w:val="0"/>
+          <w:sz w:val="24"/>
+          <w:szCs w:val="24"/>
+          <w:lang w:eastAsia="pt-BR"/>
+          <w14:ligatures w14:val="none"/>
+        </w:rPr>
+      </w:pPr>
+      <w:r>
+        <w:rPr>
+          <w:rFonts w:ascii="Arial" w:eastAsia="Times New Roman" w:hAnsi="Arial" w:cs="Arial"/>
+          <w:color w:val="545D7E"/>
+          <w:kern w:val="0"/>
+          <w:sz w:val="17"/>
+          <w:szCs w:val="17"/>
+          <w:shd w:val="clear" w:color="auto" w:fill="FFFFFF"/>
+          <w:lang w:eastAsia="pt-BR"/>
+          <w14:ligatures w14:val="none"/>
+        </w:rPr>
+        <w:t>Turbologo logo maker +2</w:t>
+      </w:r>
+    </w:p>
+    <w:p>
+      <w:pPr>
         <w:numPr>
           <w:ilvl w:val="0"/>
           <w:numId w:val="3"/>
@@ -1470,6 +1687,43 @@
           <w:szCs w:val="24"/>
         </w:rPr>
       </w:pPr>
+    </w:p>
+    <w:p>
+      <w:pPr>
+        <w:numPr>
+          <w:ilvl w:val="0"/>
+          <w:numId w:val="3"/>
+        </w:numPr>
+        <w:spacing w:line="360" w:lineRule="auto"/>
+        <w:rPr>
+          <w:sz w:val="24"/>
+          <w:szCs w:val="24"/>
+        </w:rPr>
+      </w:pPr>
+      <w:r>
+        <w:rPr>
+          <w:sz w:val="24"/>
+          <w:szCs w:val="24"/>
+        </w:rPr>
+        <w:pict w14:anchorId="07E40D1F">
+          <v:shape id="_x0000_i1032" type="#_x0000_t75" style="width:425.25pt;height:212.25pt">
+            <v:imagedata r:id="rId9" o:title="evolving_google_identity_2x1"/>
+          </v:shape>
+        </w:pict>
+      </w:r>
+    </w:p>
+    <w:p>
+      <w:pPr>
+        <w:numPr>
+          <w:ilvl w:val="0"/>
+          <w:numId w:val="3"/>
+        </w:numPr>
+        <w:spacing w:line="360" w:lineRule="auto"/>
+        <w:rPr>
+          <w:sz w:val="24"/>
+          <w:szCs w:val="24"/>
+        </w:rPr>
+      </w:pPr>
       <w:r>
         <w:rPr>
           <w:sz w:val="24"/>
@@ -1477,6 +1731,80 @@
         </w:rPr>
         <w:t>Justificativa coerente com base no círculo cromático (1,0)</w:t>
       </w:r>
+    </w:p>
+    <w:p>
+      <w:pPr>
+        <w:rPr>
+          <w:rFonts w:ascii="Arial" w:eastAsia="Times New Roman" w:hAnsi="Arial" w:cs="Arial"/>
+          <w:color w:val="0A0A0A"/>
+          <w:kern w:val="0"/>
+          <w:sz w:val="24"/>
+          <w:szCs w:val="24"/>
+          <w:shd w:val="clear" w:color="auto" w:fill="FFFFFF"/>
+          <w:lang w:eastAsia="pt-BR"/>
+          <w14:ligatures w14:val="none"/>
+        </w:rPr>
+      </w:pPr>
+      <w:r>
+        <w:rPr>
+          <w:sz w:val="24"/>
+          <w:szCs w:val="24"/>
+        </w:rPr>
+        <w:t xml:space="preserve">As cores do logotipo do google visa passar acessibilidade, simplicidade e inovacao. A combinacao de </w:t>
+      </w:r>
+      <w:r>
+        <w:rPr>
+          <w:rFonts w:ascii="Arial" w:hAnsi="Arial" w:cs="Arial"/>
+          <w:color w:val="0A0A0A"/>
+          <w:shd w:val="clear" w:color="auto" w:fill="FFFFFF"/>
+        </w:rPr>
+        <w:t>azul, vermelho, amarelo e verde</w:t>
+      </w:r>
+      <w:r>
+        <w:rPr>
+          <w:rFonts w:ascii="Arial" w:hAnsi="Arial" w:cs="Arial"/>
+          <w:color w:val="0A0A0A"/>
+          <w:shd w:val="clear" w:color="auto" w:fill="FFFFFF"/>
+        </w:rPr>
+        <w:t xml:space="preserve"> ajudam a passar uma imagem amigavel e humana em um campo </w:t>
+      </w:r>
+    </w:p>
+    <w:p>
+      <w:pPr>
+        <w:spacing w:after="0" w:line="240" w:lineRule="auto"/>
+        <w:rPr>
+          <w:rFonts w:ascii="Times New Roman" w:eastAsia="Times New Roman" w:hAnsi="Times New Roman" w:cs="Times New Roman"/>
+          <w:kern w:val="0"/>
+          <w:sz w:val="24"/>
+          <w:szCs w:val="24"/>
+          <w:lang w:eastAsia="pt-BR"/>
+          <w14:ligatures w14:val="none"/>
+        </w:rPr>
+      </w:pPr>
+      <w:r>
+        <w:rPr>
+          <w:rFonts w:ascii="Arial" w:eastAsia="Times New Roman" w:hAnsi="Arial" w:cs="Arial"/>
+          <w:color w:val="545D7E"/>
+          <w:kern w:val="0"/>
+          <w:sz w:val="17"/>
+          <w:szCs w:val="17"/>
+          <w:shd w:val="clear" w:color="auto" w:fill="FFFFFF"/>
+          <w:lang w:eastAsia="pt-BR"/>
+          <w14:ligatures w14:val="none"/>
+        </w:rPr>
+        <w:t>Turbologo logo maker +2</w:t>
+      </w:r>
+    </w:p>
+    <w:p>
+      <w:pPr>
+        <w:spacing w:line="360" w:lineRule="auto"/>
+        <w:rPr>
+          <w:vanish/>
+          <w:sz w:val="24"/>
+          <w:szCs w:val="24"/>
+          <w:specVanish/>
+        </w:rPr>
+      </w:pPr>
     </w:p>
     <w:p>
       <w:pPr>
@@ -1603,6 +1931,7 @@
           <w:sz w:val="24"/>
           <w:szCs w:val="24"/>
         </w:rPr>
+        <w:lastRenderedPageBreak/>
         <w:t>Capricho e apresentação</w:t>
       </w:r>
     </w:p>
@@ -1619,6 +1948,56 @@
     </w:sectPr>
   </w:body>
 </w:document>
+</file>
+
+<file path=word/endnotes.xml><?xml version="1.0" encoding="utf-8"?>
+<w:endnotes xmlns:wpc="http://schemas.microsoft.com/office/word/2010/wordprocessingCanvas" xmlns:cx="http://schemas.microsoft.com/office/drawing/2014/chartex" xmlns:mc="http://schemas.openxmlformats.org/markup-compatibility/2006" xmlns:o="urn:schemas-microsoft-com:office:office" xmlns:r="http://schemas.openxmlformats.org/officeDocument/2006/relationships" xmlns:m="http://schemas.openxmlformats.org/officeDocument/2006/math" xmlns:v="urn:schemas-microsoft-com:vml" xmlns:wp14="http://schemas.microsoft.com/office/word/2010/wordprocessingDrawing" xmlns:wp="http://schemas.openxmlformats.org/drawingml/2006/wordprocessingDrawing" xmlns:w10="urn:schemas-microsoft-com:office:word" xmlns:w="http://schemas.openxmlformats.org/wordprocessingml/2006/main" xmlns:w14="http://schemas.microsoft.com/office/word/2010/wordml" xmlns:w15="http://schemas.microsoft.com/office/word/2012/wordml" xmlns:w16se="http://schemas.microsoft.com/office/word/2015/wordml/symex" xmlns:wpg="http://schemas.microsoft.com/office/word/2010/wordprocessingGroup" xmlns:wpi="http://schemas.microsoft.com/office/word/2010/wordprocessingInk" xmlns:wne="http://schemas.microsoft.com/office/word/2006/wordml" xmlns:wps="http://schemas.microsoft.com/office/word/2010/wordprocessingShape" mc:Ignorable="w14 w15 w16se wp14">
+  <w:endnote w:type="separator" w:id="-1">
+    <w:p>
+      <w:pPr>
+        <w:spacing w:after="0" w:line="240" w:lineRule="auto"/>
+      </w:pPr>
+      <w:r>
+        <w:separator/>
+      </w:r>
+    </w:p>
+  </w:endnote>
+  <w:endnote w:type="continuationSeparator" w:id="0">
+    <w:p>
+      <w:pPr>
+        <w:spacing w:after="0" w:line="240" w:lineRule="auto"/>
+      </w:pPr>
+      <w:r>
+        <w:continuationSeparator/>
+      </w:r>
+    </w:p>
+  </w:endnote>
+</w:endnotes>
+</file>
+
+<file path=word/footnotes.xml><?xml version="1.0" encoding="utf-8"?>
+<w:footnotes xmlns:wpc="http://schemas.microsoft.com/office/word/2010/wordprocessingCanvas" xmlns:cx="http://schemas.microsoft.com/office/drawing/2014/chartex" xmlns:mc="http://schemas.openxmlformats.org/markup-compatibility/2006" xmlns:o="urn:schemas-microsoft-com:office:office" xmlns:r="http://schemas.openxmlformats.org/officeDocument/2006/relationships" xmlns:m="http://schemas.openxmlformats.org/officeDocument/2006/math" xmlns:v="urn:schemas-microsoft-com:vml" xmlns:wp14="http://schemas.microsoft.com/office/word/2010/wordprocessingDrawing" xmlns:wp="http://schemas.openxmlformats.org/drawingml/2006/wordprocessingDrawing" xmlns:w10="urn:schemas-microsoft-com:office:word" xmlns:w="http://schemas.openxmlformats.org/wordprocessingml/2006/main" xmlns:w14="http://schemas.microsoft.com/office/word/2010/wordml" xmlns:w15="http://schemas.microsoft.com/office/word/2012/wordml" xmlns:w16se="http://schemas.microsoft.com/office/word/2015/wordml/symex" xmlns:wpg="http://schemas.microsoft.com/office/word/2010/wordprocessingGroup" xmlns:wpi="http://schemas.microsoft.com/office/word/2010/wordprocessingInk" xmlns:wne="http://schemas.microsoft.com/office/word/2006/wordml" xmlns:wps="http://schemas.microsoft.com/office/word/2010/wordprocessingShape" mc:Ignorable="w14 w15 w16se wp14">
+  <w:footnote w:type="separator" w:id="-1">
+    <w:p>
+      <w:pPr>
+        <w:spacing w:after="0" w:line="240" w:lineRule="auto"/>
+      </w:pPr>
+      <w:r>
+        <w:separator/>
+      </w:r>
+    </w:p>
+  </w:footnote>
+  <w:footnote w:type="continuationSeparator" w:id="0">
+    <w:p>
+      <w:pPr>
+        <w:spacing w:after="0" w:line="240" w:lineRule="auto"/>
+      </w:pPr>
+      <w:r>
+        <w:continuationSeparator/>
+      </w:r>
+    </w:p>
+  </w:footnote>
+</w:footnotes>
 </file>
 
 <file path=word/numbering.xml><?xml version="1.0" encoding="utf-8"?>
@@ -3087,6 +3466,65 @@
     <w:basedOn w:val="Fontepargpadro"/>
     <w:rsid w:val="00B070B4"/>
   </w:style>
+  <w:style w:type="character" w:customStyle="1" w:styleId="vkekvd">
+    <w:name w:val="vkekvd"/>
+    <w:basedOn w:val="Fontepargpadro"/>
+    <w:rsid w:val="00B10D5A"/>
+  </w:style>
+  <w:style w:type="character" w:customStyle="1" w:styleId="ifmvxd">
+    <w:name w:val="ifmvxd"/>
+    <w:basedOn w:val="Fontepargpadro"/>
+    <w:rsid w:val="00B10D5A"/>
+  </w:style>
+  <w:style w:type="character" w:customStyle="1" w:styleId="ijm6od">
+    <w:name w:val="ijm6od"/>
+    <w:basedOn w:val="Fontepargpadro"/>
+    <w:rsid w:val="00B10D5A"/>
+  </w:style>
+  <w:style w:type="paragraph" w:styleId="Cabealho">
+    <w:name w:val="header"/>
+    <w:basedOn w:val="Normal"/>
+    <w:link w:val="CabealhoChar"/>
+    <w:uiPriority w:val="99"/>
+    <w:unhideWhenUsed/>
+    <w:rsid w:val="006B793E"/>
+    <w:pPr>
+      <w:tabs>
+        <w:tab w:val="center" w:pos="4252"/>
+        <w:tab w:val="right" w:pos="8504"/>
+      </w:tabs>
+      <w:spacing w:after="0" w:line="240" w:lineRule="auto"/>
+    </w:pPr>
+  </w:style>
+  <w:style w:type="character" w:customStyle="1" w:styleId="CabealhoChar">
+    <w:name w:val="Cabeçalho Char"/>
+    <w:basedOn w:val="Fontepargpadro"/>
+    <w:link w:val="Cabealho"/>
+    <w:uiPriority w:val="99"/>
+    <w:rsid w:val="006B793E"/>
+  </w:style>
+  <w:style w:type="paragraph" w:styleId="Rodap">
+    <w:name w:val="footer"/>
+    <w:basedOn w:val="Normal"/>
+    <w:link w:val="RodapChar"/>
+    <w:uiPriority w:val="99"/>
+    <w:unhideWhenUsed/>
+    <w:rsid w:val="006B793E"/>
+    <w:pPr>
+      <w:tabs>
+        <w:tab w:val="center" w:pos="4252"/>
+        <w:tab w:val="right" w:pos="8504"/>
+      </w:tabs>
+      <w:spacing w:after="0" w:line="240" w:lineRule="auto"/>
+    </w:pPr>
+  </w:style>
+  <w:style w:type="character" w:customStyle="1" w:styleId="RodapChar">
+    <w:name w:val="Rodapé Char"/>
+    <w:basedOn w:val="Fontepargpadro"/>
+    <w:link w:val="Rodap"/>
+    <w:uiPriority w:val="99"/>
+    <w:rsid w:val="006B793E"/>
+  </w:style>
 </w:styles>
 </file>
 

--- a/Atividade 01 - Harmonias Cromáticas Alunos.docx
+++ b/Atividade 01 - Harmonias Cromáticas Alunos.docx
@@ -68,7 +68,16 @@
           <w:sz w:val="24"/>
           <w:szCs w:val="24"/>
         </w:rPr>
-        <w:t xml:space="preserve"> ____________________________</w:t>
+        <w:t xml:space="preserve"> miguel rafael valverde da silva 1 ams</w:t>
+      </w:r>
+      <w:bookmarkStart w:id="0" w:name="_GoBack"/>
+      <w:bookmarkEnd w:id="0"/>
+      <w:r>
+        <w:rPr>
+          <w:sz w:val="24"/>
+          <w:szCs w:val="24"/>
+        </w:rPr>
+        <w:t>___________________________</w:t>
       </w:r>
       <w:r>
         <w:rPr>
@@ -1301,7 +1310,7 @@
             <v:path o:extrusionok="f" gradientshapeok="t" o:connecttype="rect"/>
             <o:lock v:ext="edit" aspectratio="t"/>
           </v:shapetype>
-          <v:shape id="_x0000_i1039" type="#_x0000_t75" style="width:193.5pt;height:193.5pt">
+          <v:shape id="_x0000_i1027" type="#_x0000_t75" style="width:193.5pt;height:193.5pt">
             <v:imagedata r:id="rId7" o:title="unnamed"/>
           </v:shape>
         </w:pict>
@@ -1394,15 +1403,7 @@
           <w:color w:val="0A0A0A"/>
           <w:shd w:val="clear" w:color="auto" w:fill="FFFFFF"/>
         </w:rPr>
-        <w:t xml:space="preserve">E as terciarias são compostas por </w:t>
-      </w:r>
-      <w:r>
-        <w:rPr>
-          <w:rFonts w:ascii="Arial" w:hAnsi="Arial" w:cs="Arial"/>
-          <w:color w:val="0A0A0A"/>
-          <w:shd w:val="clear" w:color="auto" w:fill="FFFFFF"/>
-        </w:rPr>
-        <w:t>Vermelho-alaranjado, Amarelo-alaranjado, Amarelo-esverdeado, Azul-esverdeado, Azul-arroxeado, Vermelho-arroxeado</w:t>
+        <w:t>E as terciarias são compostas por Vermelho-alaranjado, Amarelo-alaranjado, Amarelo-esverdeado, Azul-esverdeado, Azul-arroxeado, Vermelho-arroxeado</w:t>
       </w:r>
     </w:p>
     <w:p>
@@ -1453,8 +1454,6 @@
           <w:szCs w:val="24"/>
         </w:rPr>
       </w:pPr>
-      <w:bookmarkStart w:id="0" w:name="_GoBack"/>
-      <w:bookmarkEnd w:id="0"/>
     </w:p>
     <w:p>
       <w:pPr>
@@ -1490,7 +1489,7 @@
           <w:szCs w:val="24"/>
         </w:rPr>
         <w:pict w14:anchorId="71B01026">
-          <v:shape id="_x0000_i1043" type="#_x0000_t75" style="width:226.5pt;height:125.25pt">
+          <v:shape id="_x0000_i1028" type="#_x0000_t75" style="width:226.5pt;height:125.25pt">
             <v:imagedata r:id="rId8" o:title="download"/>
           </v:shape>
         </w:pict>
@@ -1549,7 +1548,7 @@
         </w:rPr>
         <w:lastRenderedPageBreak/>
         <w:pict w14:anchorId="7B6004A6">
-          <v:rect id="_x0000_i1027" style="width:0;height:1.5pt" o:hralign="center" o:hrstd="t" o:hr="t" fillcolor="#a0a0a0" stroked="f"/>
+          <v:rect id="_x0000_i1029" style="width:0;height:1.5pt" o:hralign="center" o:hrstd="t" o:hr="t" fillcolor="#a0a0a0" stroked="f"/>
         </w:pict>
       </w:r>
     </w:p>
@@ -1706,7 +1705,7 @@
           <w:szCs w:val="24"/>
         </w:rPr>
         <w:pict w14:anchorId="07E40D1F">
-          <v:shape id="_x0000_i1032" type="#_x0000_t75" style="width:425.25pt;height:212.25pt">
+          <v:shape id="_x0000_i1030" type="#_x0000_t75" style="width:425.25pt;height:212.25pt">
             <v:imagedata r:id="rId9" o:title="evolving_google_identity_2x1"/>
           </v:shape>
         </w:pict>
@@ -1758,15 +1757,7 @@
           <w:color w:val="0A0A0A"/>
           <w:shd w:val="clear" w:color="auto" w:fill="FFFFFF"/>
         </w:rPr>
-        <w:t>azul, vermelho, amarelo e verde</w:t>
-      </w:r>
-      <w:r>
-        <w:rPr>
-          <w:rFonts w:ascii="Arial" w:hAnsi="Arial" w:cs="Arial"/>
-          <w:color w:val="0A0A0A"/>
-          <w:shd w:val="clear" w:color="auto" w:fill="FFFFFF"/>
-        </w:rPr>
-        <w:t xml:space="preserve"> ajudam a passar uma imagem amigavel e humana em um campo </w:t>
+        <w:t xml:space="preserve">azul, vermelho, amarelo e verde ajudam a passar uma imagem amigavel e humana em um campo </w:t>
       </w:r>
     </w:p>
     <w:p>
@@ -1820,7 +1811,7 @@
           <w:szCs w:val="24"/>
         </w:rPr>
         <w:pict w14:anchorId="2D9F424D">
-          <v:rect id="_x0000_i1028" style="width:0;height:1.5pt" o:hralign="center" o:hrstd="t" o:hr="t" fillcolor="#a0a0a0" stroked="f"/>
+          <v:rect id="_x0000_i1031" style="width:0;height:1.5pt" o:hralign="center" o:hrstd="t" o:hr="t" fillcolor="#a0a0a0" stroked="f"/>
         </w:pict>
       </w:r>
     </w:p>
